--- a/public/2026/seq05/FICHE_S5-A02_PlanCodes_5eme.docx
+++ b/public/2026/seq05/FICHE_S5-A02_PlanCodes_5eme.docx
@@ -279,7 +279,7 @@
     </w:tbl>
     <w:p>
       <w:pPr>
-        <w:spacing w:after="60"/>
+        <w:spacing w:after="96"/>
       </w:pPr>
     </w:p>
     <w:tbl>
@@ -329,8 +329,8 @@
                 <w:bCs w:val="false"/>
                 <w:i w:val="false"/>
                 <w:iCs w:val="false"/>
-                <w:sz w:val="16"/>
-                <w:szCs w:val="16"/>
+                <w:sz w:val="24"/>
+                <w:szCs w:val="24"/>
               </w:rPr>
               <w:t xml:space="preserve">NOM : </w:t>
             </w:r>
@@ -364,8 +364,8 @@
                 <w:bCs w:val="false"/>
                 <w:i w:val="false"/>
                 <w:iCs w:val="false"/>
-                <w:sz w:val="16"/>
-                <w:szCs w:val="16"/>
+                <w:sz w:val="24"/>
+                <w:szCs w:val="24"/>
               </w:rPr>
               <w:t xml:space="preserve">PRÉNOM : </w:t>
             </w:r>
@@ -399,8 +399,8 @@
                 <w:bCs w:val="false"/>
                 <w:i w:val="false"/>
                 <w:iCs w:val="false"/>
-                <w:sz w:val="16"/>
-                <w:szCs w:val="16"/>
+                <w:sz w:val="24"/>
+                <w:szCs w:val="24"/>
               </w:rPr>
               <w:t xml:space="preserve">CLASSE : </w:t>
             </w:r>
@@ -434,8 +434,8 @@
                 <w:bCs w:val="false"/>
                 <w:i w:val="false"/>
                 <w:iCs w:val="false"/>
-                <w:sz w:val="16"/>
-                <w:szCs w:val="16"/>
+                <w:sz w:val="24"/>
+                <w:szCs w:val="24"/>
               </w:rPr>
               <w:t xml:space="preserve">MAISON : </w:t>
             </w:r>
@@ -445,7 +445,7 @@
     </w:tbl>
     <w:p>
       <w:pPr>
-        <w:spacing w:after="80"/>
+        <w:spacing w:after="128"/>
       </w:pPr>
     </w:p>
     <w:tbl>
@@ -494,8 +494,8 @@
                 <w:bCs/>
                 <w:i w:val="false"/>
                 <w:iCs w:val="false"/>
-                <w:sz w:val="24"/>
-                <w:szCs w:val="24"/>
+                <w:sz w:val="32"/>
+                <w:szCs w:val="32"/>
               </w:rPr>
               <w:t xml:space="preserve">LE PLAN AUX NORMES : LES CODES DE REPRÉSENTATION</w:t>
             </w:r>
@@ -505,7 +505,7 @@
     </w:tbl>
     <w:p>
       <w:pPr>
-        <w:spacing w:after="80"/>
+        <w:spacing w:after="128"/>
       </w:pPr>
     </w:p>
     <w:tbl>
@@ -543,17 +543,17 @@
           </w:tcPr>
           <w:p>
             <w:pPr>
-              <w:spacing w:after="60"/>
-            </w:pPr>
-            <w:r>
-              <w:rPr>
-                <w:rFonts w:ascii="Arial" w:cs="Arial" w:eastAsia="Arial" w:hAnsi="Arial"/>
-                <w:b w:val="false"/>
-                <w:bCs w:val="false"/>
-                <w:i w:val="false"/>
-                <w:iCs w:val="false"/>
-                <w:sz w:val="16"/>
-                <w:szCs w:val="16"/>
+              <w:spacing w:after="96"/>
+            </w:pPr>
+            <w:r>
+              <w:rPr>
+                <w:rFonts w:ascii="Arial" w:cs="Arial" w:eastAsia="Arial" w:hAnsi="Arial"/>
+                <w:b w:val="false"/>
+                <w:bCs w:val="false"/>
+                <w:i w:val="false"/>
+                <w:iCs w:val="false"/>
+                <w:sz w:val="24"/>
+                <w:szCs w:val="24"/>
               </w:rPr>
               <w:t xml:space="preserve">Tu envoies ton croquis au maçon… et il construit une porte au milieu du salon ! Sans codes communs, chacun comprend ce qu'il veut. Les architectes du monde entier utilisent les MÊMES symboles.</w:t>
             </w:r>
@@ -569,8 +569,8 @@
                 <w:bCs/>
                 <w:i/>
                 <w:iCs/>
-                <w:sz w:val="16"/>
-                <w:szCs w:val="16"/>
+                <w:sz w:val="24"/>
+                <w:szCs w:val="24"/>
               </w:rPr>
               <w:t xml:space="preserve">❓ Comment dessiner un plan que tout le monde comprend, à la bonne échelle ?</w:t>
             </w:r>
@@ -580,7 +580,7 @@
     </w:tbl>
     <w:p>
       <w:pPr>
-        <w:spacing w:after="80"/>
+        <w:spacing w:after="128"/>
       </w:pPr>
     </w:p>
     <w:tbl>
@@ -628,8 +628,8 @@
                 <w:bCs/>
                 <w:i w:val="false"/>
                 <w:iCs w:val="false"/>
-                <w:sz w:val="18"/>
-                <w:szCs w:val="18"/>
+                <w:sz w:val="26"/>
+                <w:szCs w:val="26"/>
               </w:rPr>
               <w:t xml:space="preserve">PARTIE 1 — Les codes de l'architecte  (document projeté)</w:t>
             </w:r>
@@ -639,12 +639,12 @@
     </w:tbl>
     <w:p>
       <w:pPr>
-        <w:spacing w:after="40"/>
+        <w:spacing w:after="64"/>
       </w:pPr>
     </w:p>
     <w:p>
       <w:pPr>
-        <w:spacing w:after="60"/>
+        <w:spacing w:after="96"/>
       </w:pPr>
       <w:r>
         <w:rPr>
@@ -653,8 +653,8 @@
           <w:bCs w:val="false"/>
           <w:i/>
           <w:iCs/>
-          <w:sz w:val="16"/>
-          <w:szCs w:val="16"/>
+          <w:sz w:val="24"/>
+          <w:szCs w:val="24"/>
         </w:rPr>
         <w:t xml:space="preserve">➤ Observe les symboles projetés, puis reproduis chacun dans sa case.</w:t>
       </w:r>
@@ -707,8 +707,8 @@
                 <w:bCs/>
                 <w:i w:val="false"/>
                 <w:iCs w:val="false"/>
-                <w:sz w:val="16"/>
-                <w:szCs w:val="16"/>
+                <w:sz w:val="24"/>
+                <w:szCs w:val="24"/>
               </w:rPr>
               <w:t xml:space="preserve">Mur porteur</w:t>
             </w:r>
@@ -743,8 +743,8 @@
                 <w:bCs/>
                 <w:i w:val="false"/>
                 <w:iCs w:val="false"/>
-                <w:sz w:val="16"/>
-                <w:szCs w:val="16"/>
+                <w:sz w:val="24"/>
+                <w:szCs w:val="24"/>
               </w:rPr>
               <w:t xml:space="preserve">Porte (avec son ouverture)</w:t>
             </w:r>
@@ -779,8 +779,8 @@
                 <w:bCs/>
                 <w:i w:val="false"/>
                 <w:iCs w:val="false"/>
-                <w:sz w:val="16"/>
-                <w:szCs w:val="16"/>
+                <w:sz w:val="24"/>
+                <w:szCs w:val="24"/>
               </w:rPr>
               <w:t xml:space="preserve">Fenêtre à battants</w:t>
             </w:r>
@@ -815,8 +815,8 @@
                 <w:bCs/>
                 <w:i w:val="false"/>
                 <w:iCs w:val="false"/>
-                <w:sz w:val="16"/>
-                <w:szCs w:val="16"/>
+                <w:sz w:val="24"/>
+                <w:szCs w:val="24"/>
               </w:rPr>
               <w:t xml:space="preserve">Fenêtre coulissante</w:t>
             </w:r>
@@ -852,8 +852,8 @@
                 <w:bCs w:val="false"/>
                 <w:i w:val="false"/>
                 <w:iCs w:val="false"/>
-                <w:sz w:val="16"/>
-                <w:szCs w:val="16"/>
+                <w:sz w:val="24"/>
+                <w:szCs w:val="24"/>
               </w:rPr>
               <w:t xml:space="preserve"/>
             </w:r>
@@ -887,8 +887,8 @@
                 <w:bCs w:val="false"/>
                 <w:i w:val="false"/>
                 <w:iCs w:val="false"/>
-                <w:sz w:val="16"/>
-                <w:szCs w:val="16"/>
+                <w:sz w:val="24"/>
+                <w:szCs w:val="24"/>
               </w:rPr>
               <w:t xml:space="preserve"/>
             </w:r>
@@ -922,8 +922,8 @@
                 <w:bCs w:val="false"/>
                 <w:i w:val="false"/>
                 <w:iCs w:val="false"/>
-                <w:sz w:val="16"/>
-                <w:szCs w:val="16"/>
+                <w:sz w:val="24"/>
+                <w:szCs w:val="24"/>
               </w:rPr>
               <w:t xml:space="preserve"/>
             </w:r>
@@ -957,8 +957,8 @@
                 <w:bCs w:val="false"/>
                 <w:i w:val="false"/>
                 <w:iCs w:val="false"/>
-                <w:sz w:val="16"/>
-                <w:szCs w:val="16"/>
+                <w:sz w:val="24"/>
+                <w:szCs w:val="24"/>
               </w:rPr>
               <w:t xml:space="preserve"/>
             </w:r>
@@ -994,8 +994,8 @@
                 <w:bCs w:val="false"/>
                 <w:i w:val="false"/>
                 <w:iCs w:val="false"/>
-                <w:sz w:val="16"/>
-                <w:szCs w:val="16"/>
+                <w:sz w:val="24"/>
+                <w:szCs w:val="24"/>
               </w:rPr>
               <w:t xml:space="preserve"/>
             </w:r>
@@ -1029,8 +1029,8 @@
                 <w:bCs w:val="false"/>
                 <w:i w:val="false"/>
                 <w:iCs w:val="false"/>
-                <w:sz w:val="16"/>
-                <w:szCs w:val="16"/>
+                <w:sz w:val="24"/>
+                <w:szCs w:val="24"/>
               </w:rPr>
               <w:t xml:space="preserve"/>
             </w:r>
@@ -1064,8 +1064,8 @@
                 <w:bCs w:val="false"/>
                 <w:i w:val="false"/>
                 <w:iCs w:val="false"/>
-                <w:sz w:val="16"/>
-                <w:szCs w:val="16"/>
+                <w:sz w:val="24"/>
+                <w:szCs w:val="24"/>
               </w:rPr>
               <w:t xml:space="preserve"/>
             </w:r>
@@ -1099,8 +1099,8 @@
                 <w:bCs w:val="false"/>
                 <w:i w:val="false"/>
                 <w:iCs w:val="false"/>
-                <w:sz w:val="16"/>
-                <w:szCs w:val="16"/>
+                <w:sz w:val="24"/>
+                <w:szCs w:val="24"/>
               </w:rPr>
               <w:t xml:space="preserve"/>
             </w:r>
@@ -1110,7 +1110,7 @@
     </w:tbl>
     <w:p>
       <w:pPr>
-        <w:spacing w:after="50"/>
+        <w:spacing w:after="80"/>
       </w:pPr>
     </w:p>
     <w:tbl>
@@ -1158,8 +1158,8 @@
                 <w:bCs/>
                 <w:i w:val="false"/>
                 <w:iCs w:val="false"/>
-                <w:sz w:val="18"/>
-                <w:szCs w:val="18"/>
+                <w:sz w:val="26"/>
+                <w:szCs w:val="26"/>
               </w:rPr>
               <w:t xml:space="preserve">PARTIE 2 — L'échelle 1/100 : 1 cm sur le plan = 1 m en vrai</w:t>
             </w:r>
@@ -1169,7 +1169,7 @@
     </w:tbl>
     <w:p>
       <w:pPr>
-        <w:spacing w:after="40"/>
+        <w:spacing w:after="64"/>
       </w:pPr>
     </w:p>
     <w:tbl>
@@ -1218,8 +1218,8 @@
                 <w:bCs/>
                 <w:i w:val="false"/>
                 <w:iCs w:val="false"/>
-                <w:sz w:val="16"/>
-                <w:szCs w:val="16"/>
+                <w:sz w:val="24"/>
+                <w:szCs w:val="24"/>
               </w:rPr>
               <w:t xml:space="preserve">Dimension réelle</w:t>
             </w:r>
@@ -1254,8 +1254,8 @@
                 <w:bCs/>
                 <w:i w:val="false"/>
                 <w:iCs w:val="false"/>
-                <w:sz w:val="16"/>
-                <w:szCs w:val="16"/>
+                <w:sz w:val="24"/>
+                <w:szCs w:val="24"/>
               </w:rPr>
               <w:t xml:space="preserve">Sur le plan au 1/100</w:t>
             </w:r>
@@ -1291,8 +1291,8 @@
                 <w:bCs w:val="false"/>
                 <w:i w:val="false"/>
                 <w:iCs w:val="false"/>
-                <w:sz w:val="16"/>
-                <w:szCs w:val="16"/>
+                <w:sz w:val="24"/>
+                <w:szCs w:val="24"/>
               </w:rPr>
               <w:t xml:space="preserve">Un séjour de 4 m × 3 m</w:t>
             </w:r>
@@ -1326,10 +1326,10 @@
                 <w:bCs w:val="false"/>
                 <w:i w:val="false"/>
                 <w:iCs w:val="false"/>
-                <w:sz w:val="16"/>
-                <w:szCs w:val="16"/>
-              </w:rPr>
-              <w:t xml:space="preserve">............ cm × ............ cm</w:t>
+                <w:sz w:val="24"/>
+                <w:szCs w:val="24"/>
+              </w:rPr>
+              <w:t xml:space="preserve">...... cm × ...... cm</w:t>
             </w:r>
           </w:p>
         </w:tc>
@@ -1363,8 +1363,8 @@
                 <w:bCs w:val="false"/>
                 <w:i w:val="false"/>
                 <w:iCs w:val="false"/>
-                <w:sz w:val="16"/>
-                <w:szCs w:val="16"/>
+                <w:sz w:val="24"/>
+                <w:szCs w:val="24"/>
               </w:rPr>
               <w:t xml:space="preserve">Un mur de 7,5 m</w:t>
             </w:r>
@@ -1398,10 +1398,10 @@
                 <w:bCs w:val="false"/>
                 <w:i w:val="false"/>
                 <w:iCs w:val="false"/>
-                <w:sz w:val="16"/>
-                <w:szCs w:val="16"/>
-              </w:rPr>
-              <w:t xml:space="preserve">............ cm</w:t>
+                <w:sz w:val="24"/>
+                <w:szCs w:val="24"/>
+              </w:rPr>
+              <w:t xml:space="preserve">...... cm</w:t>
             </w:r>
           </w:p>
         </w:tc>
@@ -1435,8 +1435,8 @@
                 <w:bCs w:val="false"/>
                 <w:i w:val="false"/>
                 <w:iCs w:val="false"/>
-                <w:sz w:val="16"/>
-                <w:szCs w:val="16"/>
+                <w:sz w:val="24"/>
+                <w:szCs w:val="24"/>
               </w:rPr>
               <w:t xml:space="preserve">Sur le plan, ma chambre mesure 3 cm × 3 cm : surface réelle ?</w:t>
             </w:r>
@@ -1470,10 +1470,10 @@
                 <w:bCs w:val="false"/>
                 <w:i w:val="false"/>
                 <w:iCs w:val="false"/>
-                <w:sz w:val="16"/>
-                <w:szCs w:val="16"/>
-              </w:rPr>
-              <w:t xml:space="preserve">............ m × ............ m = ............ m²  (≥ 9 m² ? ☐ oui ☐ non)</w:t>
+                <w:sz w:val="24"/>
+                <w:szCs w:val="24"/>
+              </w:rPr>
+              <w:t xml:space="preserve">...... m × ...... m = ...... m²  (≥ 9 m² ? ☐ oui ☐ non)</w:t>
             </w:r>
           </w:p>
         </w:tc>
@@ -1481,7 +1481,7 @@
     </w:tbl>
     <w:p>
       <w:pPr>
-        <w:spacing w:after="50"/>
+        <w:spacing w:after="80"/>
       </w:pPr>
     </w:p>
     <w:tbl>
@@ -1529,8 +1529,8 @@
                 <w:bCs/>
                 <w:i w:val="false"/>
                 <w:iCs w:val="false"/>
-                <w:sz w:val="18"/>
-                <w:szCs w:val="18"/>
+                <w:sz w:val="26"/>
+                <w:szCs w:val="26"/>
               </w:rPr>
               <w:t xml:space="preserve">PARTIE 3 — MON plan au 1/100  (séance en groupe)</w:t>
             </w:r>
@@ -1540,12 +1540,12 @@
     </w:tbl>
     <w:p>
       <w:pPr>
-        <w:spacing w:after="40"/>
+        <w:spacing w:after="64"/>
       </w:pPr>
     </w:p>
     <w:p>
       <w:pPr>
-        <w:spacing w:after="60"/>
+        <w:spacing w:after="96"/>
       </w:pPr>
       <w:r>
         <w:rPr>
@@ -1554,8 +1554,8 @@
           <w:bCs w:val="false"/>
           <w:i/>
           <w:iCs/>
-          <w:sz w:val="16"/>
-          <w:szCs w:val="16"/>
+          <w:sz w:val="24"/>
+          <w:szCs w:val="24"/>
         </w:rPr>
         <w:t xml:space="preserve">➤ Sur le quadrillage (1 carreau = 1 m), dessine le plan de TA maison : respecte ton CDC de S5-A01, les surfaces minimales, les symboles, et les 10 % de dégagements.</w:t>
       </w:r>
@@ -1595,7 +1595,7 @@
           </w:tcPr>
           <w:p>
             <w:pPr>
-              <w:spacing w:after="3400"/>
+              <w:spacing w:after="4250"/>
             </w:pPr>
             <w:r>
               <w:rPr>
@@ -1604,8 +1604,8 @@
                 <w:bCs w:val="false"/>
                 <w:i/>
                 <w:iCs/>
-                <w:sz w:val="14"/>
-                <w:szCs w:val="14"/>
+                <w:sz w:val="22"/>
+                <w:szCs w:val="22"/>
               </w:rPr>
               <w:t xml:space="preserve">Mon plan (1 carreau = 1 m — nomme chaque pièce et indique sa surface) :</w:t>
             </w:r>
@@ -1615,7 +1615,7 @@
     </w:tbl>
     <w:p>
       <w:pPr>
-        <w:spacing w:after="40"/>
+        <w:spacing w:after="64"/>
       </w:pPr>
       <w:r>
         <w:rPr>
@@ -1624,8 +1624,8 @@
           <w:bCs w:val="false"/>
           <w:i w:val="false"/>
           <w:iCs w:val="false"/>
-          <w:sz w:val="16"/>
-          <w:szCs w:val="16"/>
+          <w:sz w:val="24"/>
+          <w:szCs w:val="24"/>
         </w:rPr>
         <w:t xml:space="preserve">☐ Toutes mes pièces du CDC sont là et nommées     </w:t>
       </w:r>
@@ -1636,8 +1636,8 @@
           <w:bCs w:val="false"/>
           <w:i w:val="false"/>
           <w:iCs w:val="false"/>
-          <w:sz w:val="16"/>
-          <w:szCs w:val="16"/>
+          <w:sz w:val="24"/>
+          <w:szCs w:val="24"/>
         </w:rPr>
         <w:t xml:space="preserve">☐ Surfaces ≥ minimales     </w:t>
       </w:r>
@@ -1648,8 +1648,8 @@
           <w:bCs w:val="false"/>
           <w:i w:val="false"/>
           <w:iCs w:val="false"/>
-          <w:sz w:val="16"/>
-          <w:szCs w:val="16"/>
+          <w:sz w:val="24"/>
+          <w:szCs w:val="24"/>
         </w:rPr>
         <w:t xml:space="preserve">☐ Portes et fenêtres codées     </w:t>
       </w:r>
@@ -1660,8 +1660,8 @@
           <w:bCs w:val="false"/>
           <w:i w:val="false"/>
           <w:iCs w:val="false"/>
-          <w:sz w:val="16"/>
-          <w:szCs w:val="16"/>
+          <w:sz w:val="24"/>
+          <w:szCs w:val="24"/>
         </w:rPr>
         <w:t xml:space="preserve">☐ Vérifié par le professeur ✋     </w:t>
       </w:r>
@@ -1702,7 +1702,7 @@
           </w:tcPr>
           <w:p>
             <w:pPr>
-              <w:spacing w:after="60"/>
+              <w:spacing w:after="96"/>
             </w:pPr>
             <w:r>
               <w:rPr>
@@ -1711,44 +1711,44 @@
                 <w:bCs/>
                 <w:i w:val="false"/>
                 <w:iCs w:val="false"/>
-                <w:sz w:val="18"/>
-                <w:szCs w:val="18"/>
+                <w:sz w:val="26"/>
+                <w:szCs w:val="26"/>
               </w:rPr>
               <w:t xml:space="preserve">BILAN — ce que je retiens</w:t>
             </w:r>
           </w:p>
           <w:p>
             <w:pPr>
-              <w:spacing w:after="60"/>
-            </w:pPr>
-            <w:r>
-              <w:rPr>
-                <w:rFonts w:ascii="Arial" w:cs="Arial" w:eastAsia="Arial" w:hAnsi="Arial"/>
-                <w:b w:val="false"/>
-                <w:bCs w:val="false"/>
-                <w:i w:val="false"/>
-                <w:iCs w:val="false"/>
-                <w:sz w:val="16"/>
-                <w:szCs w:val="16"/>
-              </w:rPr>
-              <w:t xml:space="preserve">• Un ...................................... de représentation permet à tous de lire le même plan.</w:t>
-            </w:r>
-          </w:p>
-          <w:p>
-            <w:pPr>
-              <w:spacing w:after="60"/>
-            </w:pPr>
-            <w:r>
-              <w:rPr>
-                <w:rFonts w:ascii="Arial" w:cs="Arial" w:eastAsia="Arial" w:hAnsi="Arial"/>
-                <w:b w:val="false"/>
-                <w:bCs w:val="false"/>
-                <w:i w:val="false"/>
-                <w:iCs w:val="false"/>
-                <w:sz w:val="16"/>
-                <w:szCs w:val="16"/>
-              </w:rPr>
-              <w:t xml:space="preserve">• À l'échelle 1/100, 1 cm sur le plan représente ............ en réalité.</w:t>
+              <w:spacing w:after="96"/>
+            </w:pPr>
+            <w:r>
+              <w:rPr>
+                <w:rFonts w:ascii="Arial" w:cs="Arial" w:eastAsia="Arial" w:hAnsi="Arial"/>
+                <w:b w:val="false"/>
+                <w:bCs w:val="false"/>
+                <w:i w:val="false"/>
+                <w:iCs w:val="false"/>
+                <w:sz w:val="24"/>
+                <w:szCs w:val="24"/>
+              </w:rPr>
+              <w:t xml:space="preserve">• Un .................... de représentation permet à tous de lire le même plan.</w:t>
+            </w:r>
+          </w:p>
+          <w:p>
+            <w:pPr>
+              <w:spacing w:after="96"/>
+            </w:pPr>
+            <w:r>
+              <w:rPr>
+                <w:rFonts w:ascii="Arial" w:cs="Arial" w:eastAsia="Arial" w:hAnsi="Arial"/>
+                <w:b w:val="false"/>
+                <w:bCs w:val="false"/>
+                <w:i w:val="false"/>
+                <w:iCs w:val="false"/>
+                <w:sz w:val="24"/>
+                <w:szCs w:val="24"/>
+              </w:rPr>
+              <w:t xml:space="preserve">• À l'échelle 1/100, 1 cm sur le plan représente ...... en réalité.</w:t>
             </w:r>
           </w:p>
         </w:tc>
@@ -1766,8 +1766,8 @@
           <w:bCs w:val="false"/>
           <w:i/>
           <w:iCs/>
-          <w:sz w:val="16"/>
-          <w:szCs w:val="16"/>
+          <w:sz w:val="24"/>
+          <w:szCs w:val="24"/>
         </w:rPr>
         <w:t xml:space="preserve">« Un bon plan se lit sans son auteur. »</w:t>
       </w:r>
@@ -1961,8 +1961,8 @@
     <w:rPrDefault>
       <w:rPr>
         <w:rFonts w:ascii="Arial" w:cs="Arial" w:eastAsia="Arial" w:hAnsi="Arial"/>
-        <w:sz w:val="16"/>
-        <w:szCs w:val="16"/>
+        <w:sz w:val="24"/>
+        <w:szCs w:val="24"/>
       </w:rPr>
     </w:rPrDefault>
     <w:pPrDefault/>

--- a/public/2026/seq05/FICHE_S5-A02_PlanCodes_5eme.docx
+++ b/public/2026/seq05/FICHE_S5-A02_PlanCodes_5eme.docx
@@ -279,7 +279,7 @@
     </w:tbl>
     <w:p>
       <w:pPr>
-        <w:spacing w:after="96"/>
+        <w:spacing w:after="81"/>
       </w:pPr>
     </w:p>
     <w:tbl>
@@ -445,7 +445,7 @@
     </w:tbl>
     <w:p>
       <w:pPr>
-        <w:spacing w:after="128"/>
+        <w:spacing w:after="108"/>
       </w:pPr>
     </w:p>
     <w:tbl>
@@ -505,7 +505,7 @@
     </w:tbl>
     <w:p>
       <w:pPr>
-        <w:spacing w:after="128"/>
+        <w:spacing w:after="108"/>
       </w:pPr>
     </w:p>
     <w:tbl>
@@ -543,7 +543,7 @@
           </w:tcPr>
           <w:p>
             <w:pPr>
-              <w:spacing w:after="96"/>
+              <w:spacing w:after="81"/>
             </w:pPr>
             <w:r>
               <w:rPr>
@@ -580,7 +580,7 @@
     </w:tbl>
     <w:p>
       <w:pPr>
-        <w:spacing w:after="128"/>
+        <w:spacing w:after="108"/>
       </w:pPr>
     </w:p>
     <w:tbl>
@@ -631,7 +631,7 @@
                 <w:sz w:val="26"/>
                 <w:szCs w:val="26"/>
               </w:rPr>
-              <w:t xml:space="preserve">PARTIE 1 — Les codes de l'architecte  (document projeté)</w:t>
+              <w:t xml:space="preserve">PARTIE 1 — Les codes de l'architecte  (codes ci-dessous)</w:t>
             </w:r>
           </w:p>
         </w:tc>
@@ -639,12 +639,12 @@
     </w:tbl>
     <w:p>
       <w:pPr>
-        <w:spacing w:after="64"/>
+        <w:spacing w:after="54"/>
       </w:pPr>
     </w:p>
     <w:p>
       <w:pPr>
-        <w:spacing w:after="96"/>
+        <w:spacing w:after="81"/>
       </w:pPr>
       <w:r>
         <w:rPr>
@@ -656,7 +656,46 @@
           <w:sz w:val="24"/>
           <w:szCs w:val="24"/>
         </w:rPr>
-        <w:t xml:space="preserve">➤ Observe les symboles projetés, puis reproduis chacun dans sa case.</w:t>
+        <w:t xml:space="preserve">➤ Observe les symboles ci-dessous, puis reproduis chacun dans sa case.</w:t>
+      </w:r>
+    </w:p>
+    <w:p>
+      <w:pPr>
+        <w:spacing w:before="60" w:after="80"/>
+        <w:jc w:val="center"/>
+      </w:pPr>
+      <w:r>
+        <w:drawing xmlns:wp="http://schemas.openxmlformats.org/drawingml/2006/wordprocessingDrawing">
+          <wp:inline distT="0" distB="0" distL="0" distR="0">
+            <wp:extent cx="5472000" cy="1249200"/>
+            <wp:docPr id="9176" name="schema_schema_codes_architecte.png"/>
+            <a:graphic xmlns:a="http://schemas.openxmlformats.org/drawingml/2006/main">
+              <a:graphicData uri="http://schemas.openxmlformats.org/drawingml/2006/picture">
+                <pic:pic xmlns:pic="http://schemas.openxmlformats.org/drawingml/2006/picture">
+                  <pic:nvPicPr>
+                    <pic:cNvPr id="9176" name="schema_schema_codes_architecte.png"/>
+                    <pic:cNvPicPr/>
+                  </pic:nvPicPr>
+                  <pic:blipFill>
+                    <a:blip xmlns:r="http://schemas.openxmlformats.org/officeDocument/2006/relationships" r:embed="rId10"/>
+                    <a:stretch>
+                      <a:fillRect/>
+                    </a:stretch>
+                  </pic:blipFill>
+                  <pic:spPr>
+                    <a:xfrm>
+                      <a:off x="0" y="0"/>
+                      <a:ext cx="5472000" cy="1249200"/>
+                    </a:xfrm>
+                    <a:prstGeom prst="rect">
+                      <a:avLst/>
+                    </a:prstGeom>
+                  </pic:spPr>
+                </pic:pic>
+              </a:graphicData>
+            </a:graphic>
+          </wp:inline>
+        </w:drawing>
       </w:r>
     </w:p>
     <w:tbl>
@@ -1110,7 +1149,7 @@
     </w:tbl>
     <w:p>
       <w:pPr>
-        <w:spacing w:after="80"/>
+        <w:spacing w:after="68"/>
       </w:pPr>
     </w:p>
     <w:tbl>
@@ -1169,7 +1208,7 @@
     </w:tbl>
     <w:p>
       <w:pPr>
-        <w:spacing w:after="64"/>
+        <w:spacing w:after="54"/>
       </w:pPr>
     </w:p>
     <w:tbl>
@@ -1481,7 +1520,7 @@
     </w:tbl>
     <w:p>
       <w:pPr>
-        <w:spacing w:after="80"/>
+        <w:spacing w:after="68"/>
       </w:pPr>
     </w:p>
     <w:tbl>
@@ -1540,12 +1579,12 @@
     </w:tbl>
     <w:p>
       <w:pPr>
-        <w:spacing w:after="64"/>
+        <w:spacing w:after="54"/>
       </w:pPr>
     </w:p>
     <w:p>
       <w:pPr>
-        <w:spacing w:after="96"/>
+        <w:spacing w:after="81"/>
       </w:pPr>
       <w:r>
         <w:rPr>
@@ -1595,7 +1634,7 @@
           </w:tcPr>
           <w:p>
             <w:pPr>
-              <w:spacing w:after="4250"/>
+              <w:spacing w:after="3808"/>
             </w:pPr>
             <w:r>
               <w:rPr>
@@ -1615,7 +1654,7 @@
     </w:tbl>
     <w:p>
       <w:pPr>
-        <w:spacing w:after="64"/>
+        <w:spacing w:after="54"/>
       </w:pPr>
       <w:r>
         <w:rPr>
@@ -1702,7 +1741,7 @@
           </w:tcPr>
           <w:p>
             <w:pPr>
-              <w:spacing w:after="96"/>
+              <w:spacing w:after="81"/>
             </w:pPr>
             <w:r>
               <w:rPr>
@@ -1719,7 +1758,7 @@
           </w:p>
           <w:p>
             <w:pPr>
-              <w:spacing w:after="96"/>
+              <w:spacing w:after="81"/>
             </w:pPr>
             <w:r>
               <w:rPr>
@@ -1736,7 +1775,7 @@
           </w:p>
           <w:p>
             <w:pPr>
-              <w:spacing w:after="96"/>
+              <w:spacing w:after="81"/>
             </w:pPr>
             <w:r>
               <w:rPr>

--- a/public/2026/seq05/FICHE_S5-A02_PlanCodes_5eme.docx
+++ b/public/2026/seq05/FICHE_S5-A02_PlanCodes_5eme.docx
@@ -1634,7 +1634,7 @@
           </w:tcPr>
           <w:p>
             <w:pPr>
-              <w:spacing w:after="3808"/>
+              <w:spacing w:after="60"/>
             </w:pPr>
             <w:r>
               <w:rPr>
@@ -1647,6 +1647,45 @@
                 <w:szCs w:val="22"/>
               </w:rPr>
               <w:t xml:space="preserve">Mon plan (1 carreau = 1 m — nomme chaque pièce et indique sa surface) :</w:t>
+            </w:r>
+          </w:p>
+          <w:p>
+            <w:pPr>
+              <w:spacing w:before="60" w:after="80"/>
+              <w:jc w:val="center"/>
+            </w:pPr>
+            <w:r>
+              <w:drawing xmlns:wp="http://schemas.openxmlformats.org/drawingml/2006/wordprocessingDrawing">
+                <wp:inline distT="0" distB="0" distL="0" distR="0">
+                  <wp:extent cx="5400000" cy="2880000"/>
+                  <wp:docPr id="9851" name="schema_schema_quadrillage_1cm.png"/>
+                  <a:graphic xmlns:a="http://schemas.openxmlformats.org/drawingml/2006/main">
+                    <a:graphicData uri="http://schemas.openxmlformats.org/drawingml/2006/picture">
+                      <pic:pic xmlns:pic="http://schemas.openxmlformats.org/drawingml/2006/picture">
+                        <pic:nvPicPr>
+                          <pic:cNvPr id="9851" name="schema_schema_quadrillage_1cm.png"/>
+                          <pic:cNvPicPr/>
+                        </pic:nvPicPr>
+                        <pic:blipFill>
+                          <a:blip xmlns:r="http://schemas.openxmlformats.org/officeDocument/2006/relationships" r:embed="rId11"/>
+                          <a:stretch>
+                            <a:fillRect/>
+                          </a:stretch>
+                        </pic:blipFill>
+                        <pic:spPr>
+                          <a:xfrm>
+                            <a:off x="0" y="0"/>
+                            <a:ext cx="5400000" cy="2880000"/>
+                          </a:xfrm>
+                          <a:prstGeom prst="rect">
+                            <a:avLst/>
+                          </a:prstGeom>
+                        </pic:spPr>
+                      </pic:pic>
+                    </a:graphicData>
+                  </a:graphic>
+                </wp:inline>
+              </w:drawing>
             </w:r>
           </w:p>
         </w:tc>

--- a/public/2026/seq05/FICHE_S5-A02_PlanCodes_5eme.docx
+++ b/public/2026/seq05/FICHE_S5-A02_PlanCodes_5eme.docx
@@ -21,6 +21,9 @@
         <w:gridCol w:w="1200"/>
       </w:tblGrid>
       <w:tr>
+        <w:trPr>
+          <w:cantSplit/>
+        </w:trPr>
         <w:tc>
           <w:tcPr>
             <w:tcW w:type="dxa" w:w="1266"/>
@@ -210,6 +213,32 @@
               <w:t xml:space="preserve">ACTIVITÉ N°02</w:t>
             </w:r>
           </w:p>
+          <w:p>
+            <w:pPr>
+              <w:spacing w:after="0"/>
+            </w:pPr>
+            <w:r>
+              <w:rPr>
+                <w:rFonts w:ascii="Arial" w:cs="Arial" w:eastAsia="Arial" w:hAnsi="Arial"/>
+                <w:sz w:val="14"/>
+                <w:szCs w:val="14"/>
+              </w:rPr>
+              <w:t xml:space="preserve">NOM : ..............................</w:t>
+            </w:r>
+          </w:p>
+          <w:p>
+            <w:pPr>
+              <w:spacing w:after="0"/>
+            </w:pPr>
+            <w:r>
+              <w:rPr>
+                <w:rFonts w:ascii="Arial" w:cs="Arial" w:eastAsia="Arial" w:hAnsi="Arial"/>
+                <w:sz w:val="14"/>
+                <w:szCs w:val="14"/>
+              </w:rPr>
+              <w:t xml:space="preserve">PRÉNOM : .........................</w:t>
+            </w:r>
+          </w:p>
         </w:tc>
         <w:tc>
           <w:tcPr>
@@ -295,149 +324,48 @@
         </w:tblBorders>
       </w:tblPr>
       <w:tblGrid>
-        <w:gridCol w:w="2340"/>
-        <w:gridCol w:w="2340"/>
-        <w:gridCol w:w="2340"/>
-        <w:gridCol w:w="2340"/>
+        <w:gridCol w:w="9360"/>
       </w:tblGrid>
       <w:tr>
-        <w:tc>
-          <w:tcPr>
-            <w:tcW w:type="dxa" w:w="2340"/>
-            <w:tcBorders>
-              <w:top w:val="single" w:color="000000" w:sz="6"/>
-              <w:left w:val="single" w:color="000000" w:sz="6"/>
-              <w:bottom w:val="single" w:color="000000" w:sz="6"/>
-              <w:right w:val="single" w:color="000000" w:sz="6"/>
-            </w:tcBorders>
-            <w:tcMar>
-              <w:top w:type="dxa" w:w="40"/>
-              <w:left w:type="dxa" w:w="80"/>
-              <w:bottom w:type="dxa" w:w="40"/>
-              <w:right w:type="dxa" w:w="80"/>
-            </w:tcMar>
-            <w:vAlign w:val="center"/>
-          </w:tcPr>
-          <w:p>
-            <w:pPr>
-              <w:spacing w:after="0"/>
-            </w:pPr>
-            <w:r>
-              <w:rPr>
-                <w:rFonts w:ascii="Arial" w:cs="Arial" w:eastAsia="Arial" w:hAnsi="Arial"/>
-                <w:b w:val="false"/>
-                <w:bCs w:val="false"/>
-                <w:i w:val="false"/>
-                <w:iCs w:val="false"/>
-                <w:sz w:val="24"/>
-                <w:szCs w:val="24"/>
-              </w:rPr>
-              <w:t xml:space="preserve">NOM : </w:t>
-            </w:r>
-          </w:p>
-        </w:tc>
-        <w:tc>
-          <w:tcPr>
-            <w:tcW w:type="dxa" w:w="2340"/>
-            <w:tcBorders>
-              <w:top w:val="single" w:color="000000" w:sz="6"/>
-              <w:left w:val="single" w:color="000000" w:sz="6"/>
-              <w:bottom w:val="single" w:color="000000" w:sz="6"/>
-              <w:right w:val="single" w:color="000000" w:sz="6"/>
-            </w:tcBorders>
-            <w:tcMar>
-              <w:top w:type="dxa" w:w="40"/>
-              <w:left w:type="dxa" w:w="80"/>
-              <w:bottom w:type="dxa" w:w="40"/>
-              <w:right w:type="dxa" w:w="80"/>
-            </w:tcMar>
-            <w:vAlign w:val="center"/>
-          </w:tcPr>
-          <w:p>
-            <w:pPr>
-              <w:spacing w:after="0"/>
-            </w:pPr>
-            <w:r>
-              <w:rPr>
-                <w:rFonts w:ascii="Arial" w:cs="Arial" w:eastAsia="Arial" w:hAnsi="Arial"/>
-                <w:b w:val="false"/>
-                <w:bCs w:val="false"/>
-                <w:i w:val="false"/>
-                <w:iCs w:val="false"/>
-                <w:sz w:val="24"/>
-                <w:szCs w:val="24"/>
-              </w:rPr>
-              <w:t xml:space="preserve">PRÉNOM : </w:t>
-            </w:r>
-          </w:p>
-        </w:tc>
-        <w:tc>
-          <w:tcPr>
-            <w:tcW w:type="dxa" w:w="2340"/>
-            <w:tcBorders>
-              <w:top w:val="single" w:color="000000" w:sz="6"/>
-              <w:left w:val="single" w:color="000000" w:sz="6"/>
-              <w:bottom w:val="single" w:color="000000" w:sz="6"/>
-              <w:right w:val="single" w:color="000000" w:sz="6"/>
-            </w:tcBorders>
-            <w:tcMar>
-              <w:top w:type="dxa" w:w="40"/>
-              <w:left w:type="dxa" w:w="80"/>
-              <w:bottom w:type="dxa" w:w="40"/>
-              <w:right w:type="dxa" w:w="80"/>
-            </w:tcMar>
-            <w:vAlign w:val="center"/>
-          </w:tcPr>
-          <w:p>
-            <w:pPr>
-              <w:spacing w:after="0"/>
-            </w:pPr>
-            <w:r>
-              <w:rPr>
-                <w:rFonts w:ascii="Arial" w:cs="Arial" w:eastAsia="Arial" w:hAnsi="Arial"/>
-                <w:b w:val="false"/>
-                <w:bCs w:val="false"/>
-                <w:i w:val="false"/>
-                <w:iCs w:val="false"/>
-                <w:sz w:val="24"/>
-                <w:szCs w:val="24"/>
-              </w:rPr>
-              <w:t xml:space="preserve">CLASSE : </w:t>
-            </w:r>
-          </w:p>
-        </w:tc>
-        <w:tc>
-          <w:tcPr>
-            <w:tcW w:type="dxa" w:w="2340"/>
-            <w:tcBorders>
-              <w:top w:val="single" w:color="000000" w:sz="6"/>
-              <w:left w:val="single" w:color="000000" w:sz="6"/>
-              <w:bottom w:val="single" w:color="000000" w:sz="6"/>
-              <w:right w:val="single" w:color="000000" w:sz="6"/>
-            </w:tcBorders>
-            <w:tcMar>
-              <w:top w:type="dxa" w:w="40"/>
-              <w:left w:type="dxa" w:w="80"/>
-              <w:bottom w:type="dxa" w:w="40"/>
-              <w:right w:type="dxa" w:w="80"/>
-            </w:tcMar>
-            <w:vAlign w:val="center"/>
-          </w:tcPr>
-          <w:p>
-            <w:pPr>
-              <w:spacing w:after="0"/>
-            </w:pPr>
-            <w:r>
-              <w:rPr>
-                <w:rFonts w:ascii="Arial" w:cs="Arial" w:eastAsia="Arial" w:hAnsi="Arial"/>
-                <w:b w:val="false"/>
-                <w:bCs w:val="false"/>
-                <w:i w:val="false"/>
-                <w:iCs w:val="false"/>
-                <w:sz w:val="24"/>
-                <w:szCs w:val="24"/>
-              </w:rPr>
-              <w:t xml:space="preserve">MAISON : </w:t>
+        <w:trPr>
+          <w:cantSplit/>
+        </w:trPr>
+        <w:tc>
+          <w:tcPr>
+            <w:tcW w:type="dxa" w:w="9360"/>
+            <w:tcBorders>
+              <w:top w:val="single" w:color="000000" w:sz="6"/>
+              <w:left w:val="single" w:color="000000" w:sz="6"/>
+              <w:bottom w:val="single" w:color="000000" w:sz="6"/>
+              <w:right w:val="single" w:color="000000" w:sz="6"/>
+            </w:tcBorders>
+            <w:shd w:fill="D9D9D9" w:val="clear"/>
+            <w:tcMar>
+              <w:top w:type="dxa" w:w="40"/>
+              <w:left w:type="dxa" w:w="80"/>
+              <w:bottom w:type="dxa" w:w="40"/>
+              <w:right w:type="dxa" w:w="80"/>
+            </w:tcMar>
+            <w:vAlign w:val="center"/>
+          </w:tcPr>
+          <w:p>
+            <w:pPr>
+              <w:keepNext/>
+              <w:keepLines/>
+              <w:spacing w:after="0"/>
+              <w:jc w:val="center"/>
+            </w:pPr>
+            <w:r>
+              <w:rPr>
+                <w:rFonts w:ascii="Arial" w:cs="Arial" w:eastAsia="Arial" w:hAnsi="Arial"/>
+                <w:b/>
+                <w:bCs/>
+                <w:i w:val="false"/>
+                <w:iCs w:val="false"/>
+                <w:sz w:val="32"/>
+                <w:szCs w:val="32"/>
+              </w:rPr>
+              <w:t xml:space="preserve">LE PLAN AUX NORMES : LES CODES DE REPRÉSENTATION</w:t>
             </w:r>
           </w:p>
         </w:tc>
@@ -445,6 +373,8 @@
     </w:tbl>
     <w:p>
       <w:pPr>
+        <w:keepNext/>
+        <w:keepLines/>
         <w:spacing w:after="108"/>
       </w:pPr>
     </w:p>
@@ -464,66 +394,9 @@
         <w:gridCol w:w="9360"/>
       </w:tblGrid>
       <w:tr>
-        <w:tc>
-          <w:tcPr>
-            <w:tcW w:type="dxa" w:w="9360"/>
-            <w:tcBorders>
-              <w:top w:val="single" w:color="000000" w:sz="6"/>
-              <w:left w:val="single" w:color="000000" w:sz="6"/>
-              <w:bottom w:val="single" w:color="000000" w:sz="6"/>
-              <w:right w:val="single" w:color="000000" w:sz="6"/>
-            </w:tcBorders>
-            <w:shd w:fill="D9D9D9" w:val="clear"/>
-            <w:tcMar>
-              <w:top w:type="dxa" w:w="40"/>
-              <w:left w:type="dxa" w:w="80"/>
-              <w:bottom w:type="dxa" w:w="40"/>
-              <w:right w:type="dxa" w:w="80"/>
-            </w:tcMar>
-            <w:vAlign w:val="center"/>
-          </w:tcPr>
-          <w:p>
-            <w:pPr>
-              <w:spacing w:after="0"/>
-              <w:jc w:val="center"/>
-            </w:pPr>
-            <w:r>
-              <w:rPr>
-                <w:rFonts w:ascii="Arial" w:cs="Arial" w:eastAsia="Arial" w:hAnsi="Arial"/>
-                <w:b/>
-                <w:bCs/>
-                <w:i w:val="false"/>
-                <w:iCs w:val="false"/>
-                <w:sz w:val="32"/>
-                <w:szCs w:val="32"/>
-              </w:rPr>
-              <w:t xml:space="preserve">LE PLAN AUX NORMES : LES CODES DE REPRÉSENTATION</w:t>
-            </w:r>
-          </w:p>
-        </w:tc>
-      </w:tr>
-    </w:tbl>
-    <w:p>
-      <w:pPr>
-        <w:spacing w:after="108"/>
-      </w:pPr>
-    </w:p>
-    <w:tbl>
-      <w:tblPr>
-        <w:tblW w:type="dxa" w:w="9360"/>
-        <w:tblBorders>
-          <w:top w:val="single" w:color="auto" w:sz="4"/>
-          <w:left w:val="single" w:color="auto" w:sz="4"/>
-          <w:bottom w:val="single" w:color="auto" w:sz="4"/>
-          <w:right w:val="single" w:color="auto" w:sz="4"/>
-          <w:insideH w:val="single" w:color="auto" w:sz="4"/>
-          <w:insideV w:val="single" w:color="auto" w:sz="4"/>
-        </w:tblBorders>
-      </w:tblPr>
-      <w:tblGrid>
-        <w:gridCol w:w="9360"/>
-      </w:tblGrid>
-      <w:tr>
+        <w:trPr>
+          <w:cantSplit/>
+        </w:trPr>
         <w:tc>
           <w:tcPr>
             <w:tcW w:type="dxa" w:w="9360"/>
@@ -543,6 +416,8 @@
           </w:tcPr>
           <w:p>
             <w:pPr>
+              <w:keepNext/>
+              <w:keepLines/>
               <w:spacing w:after="81"/>
             </w:pPr>
             <w:r>
@@ -560,6 +435,8 @@
           </w:p>
           <w:p>
             <w:pPr>
+              <w:keepNext/>
+              <w:keepLines/>
               <w:spacing w:after="0"/>
             </w:pPr>
             <w:r>
@@ -580,70 +457,35 @@
     </w:tbl>
     <w:p>
       <w:pPr>
-        <w:spacing w:after="108"/>
-      </w:pPr>
-    </w:p>
-    <w:tbl>
-      <w:tblPr>
-        <w:tblW w:type="dxa" w:w="9360"/>
-        <w:tblBorders>
-          <w:top w:val="single" w:color="auto" w:sz="4"/>
-          <w:left w:val="single" w:color="auto" w:sz="4"/>
-          <w:bottom w:val="single" w:color="auto" w:sz="4"/>
-          <w:right w:val="single" w:color="auto" w:sz="4"/>
-          <w:insideH w:val="single" w:color="auto" w:sz="4"/>
-          <w:insideV w:val="single" w:color="auto" w:sz="4"/>
-        </w:tblBorders>
-      </w:tblPr>
-      <w:tblGrid>
-        <w:gridCol w:w="9360"/>
-      </w:tblGrid>
-      <w:tr>
-        <w:tc>
-          <w:tcPr>
-            <w:tcW w:type="dxa" w:w="9360"/>
-            <w:tcBorders>
-              <w:top w:val="single" w:color="000000" w:sz="6"/>
-              <w:left w:val="single" w:color="000000" w:sz="6"/>
-              <w:bottom w:val="single" w:color="000000" w:sz="6"/>
-              <w:right w:val="single" w:color="000000" w:sz="6"/>
-            </w:tcBorders>
-            <w:shd w:fill="F2F2F2" w:val="clear"/>
-            <w:tcMar>
-              <w:top w:type="dxa" w:w="40"/>
-              <w:left w:type="dxa" w:w="80"/>
-              <w:bottom w:type="dxa" w:w="40"/>
-              <w:right w:type="dxa" w:w="80"/>
-            </w:tcMar>
-            <w:vAlign w:val="center"/>
-          </w:tcPr>
-          <w:p>
-            <w:pPr>
-              <w:spacing w:after="0"/>
-            </w:pPr>
-            <w:r>
-              <w:rPr>
-                <w:rFonts w:ascii="Arial" w:cs="Arial" w:eastAsia="Arial" w:hAnsi="Arial"/>
-                <w:b/>
-                <w:bCs/>
-                <w:i w:val="false"/>
-                <w:iCs w:val="false"/>
-                <w:sz w:val="26"/>
-                <w:szCs w:val="26"/>
-              </w:rPr>
-              <w:t xml:space="preserve">PARTIE 1 — Les codes de l'architecte  (codes ci-dessous)</w:t>
-            </w:r>
-          </w:p>
-        </w:tc>
-      </w:tr>
-    </w:tbl>
-    <w:p>
-      <w:pPr>
-        <w:spacing w:after="54"/>
-      </w:pPr>
+        <w:keepNext/>
+        <w:keepLines/>
+        <w:pBdr>
+          <w:top w:val="single" w:color="000000" w:sz="6" w:space="4"/>
+          <w:left w:val="single" w:color="000000" w:sz="6" w:space="4"/>
+          <w:bottom w:val="single" w:color="000000" w:sz="6" w:space="4"/>
+          <w:right w:val="single" w:color="000000" w:sz="6" w:space="4"/>
+        </w:pBdr>
+        <w:shd w:val="clear" w:color="auto" w:fill="D9D9D9"/>
+        <w:spacing w:before="150" w:after="130"/>
+        <w:ind w:left="0" w:right="1106"/>
+      </w:pPr>
+      <w:r>
+        <w:rPr>
+          <w:rFonts w:ascii="Arial" w:cs="Arial" w:eastAsia="Arial" w:hAnsi="Arial"/>
+          <w:b/>
+          <w:bCs/>
+          <w:i w:val="false"/>
+          <w:iCs w:val="false"/>
+          <w:sz w:val="26"/>
+          <w:szCs w:val="26"/>
+        </w:rPr>
+        <w:t xml:space="preserve">PARTIE 1 — Les codes de l'architecte  (codes ci-dessous)</w:t>
+      </w:r>
     </w:p>
     <w:p>
       <w:pPr>
+        <w:keepNext/>
+        <w:keepLines/>
         <w:spacing w:after="81"/>
       </w:pPr>
       <w:r>
@@ -717,6 +559,9 @@
         <w:gridCol w:w="2340"/>
       </w:tblGrid>
       <w:tr>
+        <w:trPr>
+          <w:cantSplit/>
+        </w:trPr>
         <w:tc>
           <w:tcPr>
             <w:tcW w:type="dxa" w:w="2340"/>
@@ -737,6 +582,8 @@
           </w:tcPr>
           <w:p>
             <w:pPr>
+              <w:keepNext/>
+              <w:keepLines/>
               <w:spacing w:after="0"/>
             </w:pPr>
             <w:r>
@@ -773,6 +620,8 @@
           </w:tcPr>
           <w:p>
             <w:pPr>
+              <w:keepNext/>
+              <w:keepLines/>
               <w:spacing w:after="0"/>
             </w:pPr>
             <w:r>
@@ -809,6 +658,8 @@
           </w:tcPr>
           <w:p>
             <w:pPr>
+              <w:keepNext/>
+              <w:keepLines/>
               <w:spacing w:after="0"/>
             </w:pPr>
             <w:r>
@@ -845,6 +696,8 @@
           </w:tcPr>
           <w:p>
             <w:pPr>
+              <w:keepNext/>
+              <w:keepLines/>
               <w:spacing w:after="0"/>
             </w:pPr>
             <w:r>
@@ -863,6 +716,9 @@
         </w:tc>
       </w:tr>
       <w:tr>
+        <w:trPr>
+          <w:cantSplit/>
+        </w:trPr>
         <w:tc>
           <w:tcPr>
             <w:tcW w:type="dxa" w:w="2340"/>
@@ -882,6 +738,8 @@
           </w:tcPr>
           <w:p>
             <w:pPr>
+              <w:keepNext/>
+              <w:keepLines/>
               <w:spacing w:after="0"/>
             </w:pPr>
             <w:r>
@@ -917,6 +775,8 @@
           </w:tcPr>
           <w:p>
             <w:pPr>
+              <w:keepNext/>
+              <w:keepLines/>
               <w:spacing w:after="0"/>
             </w:pPr>
             <w:r>
@@ -952,6 +812,8 @@
           </w:tcPr>
           <w:p>
             <w:pPr>
+              <w:keepNext/>
+              <w:keepLines/>
               <w:spacing w:after="0"/>
             </w:pPr>
             <w:r>
@@ -987,6 +849,8 @@
           </w:tcPr>
           <w:p>
             <w:pPr>
+              <w:keepNext/>
+              <w:keepLines/>
               <w:spacing w:after="0"/>
             </w:pPr>
             <w:r>
@@ -1005,6 +869,9 @@
         </w:tc>
       </w:tr>
       <w:tr>
+        <w:trPr>
+          <w:cantSplit/>
+        </w:trPr>
         <w:tc>
           <w:tcPr>
             <w:tcW w:type="dxa" w:w="2340"/>
@@ -1149,67 +1016,30 @@
     </w:tbl>
     <w:p>
       <w:pPr>
-        <w:spacing w:after="68"/>
-      </w:pPr>
-    </w:p>
-    <w:tbl>
-      <w:tblPr>
-        <w:tblW w:type="dxa" w:w="9360"/>
-        <w:tblBorders>
-          <w:top w:val="single" w:color="auto" w:sz="4"/>
-          <w:left w:val="single" w:color="auto" w:sz="4"/>
-          <w:bottom w:val="single" w:color="auto" w:sz="4"/>
-          <w:right w:val="single" w:color="auto" w:sz="4"/>
-          <w:insideH w:val="single" w:color="auto" w:sz="4"/>
-          <w:insideV w:val="single" w:color="auto" w:sz="4"/>
-        </w:tblBorders>
-      </w:tblPr>
-      <w:tblGrid>
-        <w:gridCol w:w="9360"/>
-      </w:tblGrid>
-      <w:tr>
-        <w:tc>
-          <w:tcPr>
-            <w:tcW w:type="dxa" w:w="9360"/>
-            <w:tcBorders>
-              <w:top w:val="single" w:color="000000" w:sz="6"/>
-              <w:left w:val="single" w:color="000000" w:sz="6"/>
-              <w:bottom w:val="single" w:color="000000" w:sz="6"/>
-              <w:right w:val="single" w:color="000000" w:sz="6"/>
-            </w:tcBorders>
-            <w:shd w:fill="F2F2F2" w:val="clear"/>
-            <w:tcMar>
-              <w:top w:type="dxa" w:w="40"/>
-              <w:left w:type="dxa" w:w="80"/>
-              <w:bottom w:type="dxa" w:w="40"/>
-              <w:right w:type="dxa" w:w="80"/>
-            </w:tcMar>
-            <w:vAlign w:val="center"/>
-          </w:tcPr>
-          <w:p>
-            <w:pPr>
-              <w:spacing w:after="0"/>
-            </w:pPr>
-            <w:r>
-              <w:rPr>
-                <w:rFonts w:ascii="Arial" w:cs="Arial" w:eastAsia="Arial" w:hAnsi="Arial"/>
-                <w:b/>
-                <w:bCs/>
-                <w:i w:val="false"/>
-                <w:iCs w:val="false"/>
-                <w:sz w:val="26"/>
-                <w:szCs w:val="26"/>
-              </w:rPr>
-              <w:t xml:space="preserve">PARTIE 2 — L'échelle 1/100 : 1 cm sur le plan = 1 m en vrai</w:t>
-            </w:r>
-          </w:p>
-        </w:tc>
-      </w:tr>
-    </w:tbl>
-    <w:p>
-      <w:pPr>
-        <w:spacing w:after="54"/>
-      </w:pPr>
+        <w:keepNext/>
+        <w:keepLines/>
+        <w:pBdr>
+          <w:top w:val="single" w:color="000000" w:sz="6" w:space="4"/>
+          <w:left w:val="single" w:color="000000" w:sz="6" w:space="4"/>
+          <w:bottom w:val="single" w:color="000000" w:sz="6" w:space="4"/>
+          <w:right w:val="single" w:color="000000" w:sz="6" w:space="4"/>
+        </w:pBdr>
+        <w:shd w:val="clear" w:color="auto" w:fill="D9D9D9"/>
+        <w:spacing w:before="150" w:after="130"/>
+        <w:ind w:left="0" w:right="1106"/>
+      </w:pPr>
+      <w:r>
+        <w:rPr>
+          <w:rFonts w:ascii="Arial" w:cs="Arial" w:eastAsia="Arial" w:hAnsi="Arial"/>
+          <w:b/>
+          <w:bCs/>
+          <w:i w:val="false"/>
+          <w:iCs w:val="false"/>
+          <w:sz w:val="26"/>
+          <w:szCs w:val="26"/>
+        </w:rPr>
+        <w:t xml:space="preserve">PARTIE 2 — L'échelle 1/100 : 1 cm sur le plan = 1 m en vrai</w:t>
+      </w:r>
     </w:p>
     <w:tbl>
       <w:tblPr>
@@ -1228,6 +1058,9 @@
         <w:gridCol w:w="4160"/>
       </w:tblGrid>
       <w:tr>
+        <w:trPr>
+          <w:cantSplit/>
+        </w:trPr>
         <w:tc>
           <w:tcPr>
             <w:tcW w:type="dxa" w:w="5200"/>
@@ -1248,6 +1081,8 @@
           </w:tcPr>
           <w:p>
             <w:pPr>
+              <w:keepNext/>
+              <w:keepLines/>
               <w:spacing w:after="0"/>
             </w:pPr>
             <w:r>
@@ -1284,6 +1119,8 @@
           </w:tcPr>
           <w:p>
             <w:pPr>
+              <w:keepNext/>
+              <w:keepLines/>
               <w:spacing w:after="0"/>
             </w:pPr>
             <w:r>
@@ -1302,6 +1139,9 @@
         </w:tc>
       </w:tr>
       <w:tr>
+        <w:trPr>
+          <w:cantSplit/>
+        </w:trPr>
         <w:tc>
           <w:tcPr>
             <w:tcW w:type="dxa" w:w="5200"/>
@@ -1321,6 +1161,8 @@
           </w:tcPr>
           <w:p>
             <w:pPr>
+              <w:keepNext/>
+              <w:keepLines/>
               <w:spacing w:after="0"/>
             </w:pPr>
             <w:r>
@@ -1356,6 +1198,8 @@
           </w:tcPr>
           <w:p>
             <w:pPr>
+              <w:keepNext/>
+              <w:keepLines/>
               <w:spacing w:after="0"/>
             </w:pPr>
             <w:r>
@@ -1374,6 +1218,9 @@
         </w:tc>
       </w:tr>
       <w:tr>
+        <w:trPr>
+          <w:cantSplit/>
+        </w:trPr>
         <w:tc>
           <w:tcPr>
             <w:tcW w:type="dxa" w:w="5200"/>
@@ -1393,6 +1240,8 @@
           </w:tcPr>
           <w:p>
             <w:pPr>
+              <w:keepNext/>
+              <w:keepLines/>
               <w:spacing w:after="0"/>
             </w:pPr>
             <w:r>
@@ -1428,6 +1277,8 @@
           </w:tcPr>
           <w:p>
             <w:pPr>
+              <w:keepNext/>
+              <w:keepLines/>
               <w:spacing w:after="0"/>
             </w:pPr>
             <w:r>
@@ -1446,6 +1297,9 @@
         </w:tc>
       </w:tr>
       <w:tr>
+        <w:trPr>
+          <w:cantSplit/>
+        </w:trPr>
         <w:tc>
           <w:tcPr>
             <w:tcW w:type="dxa" w:w="5200"/>
@@ -1520,70 +1374,35 @@
     </w:tbl>
     <w:p>
       <w:pPr>
-        <w:spacing w:after="68"/>
-      </w:pPr>
-    </w:p>
-    <w:tbl>
-      <w:tblPr>
-        <w:tblW w:type="dxa" w:w="9360"/>
-        <w:tblBorders>
-          <w:top w:val="single" w:color="auto" w:sz="4"/>
-          <w:left w:val="single" w:color="auto" w:sz="4"/>
-          <w:bottom w:val="single" w:color="auto" w:sz="4"/>
-          <w:right w:val="single" w:color="auto" w:sz="4"/>
-          <w:insideH w:val="single" w:color="auto" w:sz="4"/>
-          <w:insideV w:val="single" w:color="auto" w:sz="4"/>
-        </w:tblBorders>
-      </w:tblPr>
-      <w:tblGrid>
-        <w:gridCol w:w="9360"/>
-      </w:tblGrid>
-      <w:tr>
-        <w:tc>
-          <w:tcPr>
-            <w:tcW w:type="dxa" w:w="9360"/>
-            <w:tcBorders>
-              <w:top w:val="single" w:color="000000" w:sz="6"/>
-              <w:left w:val="single" w:color="000000" w:sz="6"/>
-              <w:bottom w:val="single" w:color="000000" w:sz="6"/>
-              <w:right w:val="single" w:color="000000" w:sz="6"/>
-            </w:tcBorders>
-            <w:shd w:fill="F2F2F2" w:val="clear"/>
-            <w:tcMar>
-              <w:top w:type="dxa" w:w="40"/>
-              <w:left w:type="dxa" w:w="80"/>
-              <w:bottom w:type="dxa" w:w="40"/>
-              <w:right w:type="dxa" w:w="80"/>
-            </w:tcMar>
-            <w:vAlign w:val="center"/>
-          </w:tcPr>
-          <w:p>
-            <w:pPr>
-              <w:spacing w:after="0"/>
-            </w:pPr>
-            <w:r>
-              <w:rPr>
-                <w:rFonts w:ascii="Arial" w:cs="Arial" w:eastAsia="Arial" w:hAnsi="Arial"/>
-                <w:b/>
-                <w:bCs/>
-                <w:i w:val="false"/>
-                <w:iCs w:val="false"/>
-                <w:sz w:val="26"/>
-                <w:szCs w:val="26"/>
-              </w:rPr>
-              <w:t xml:space="preserve">PARTIE 3 — MON plan au 1/100  (séance en groupe)</w:t>
-            </w:r>
-          </w:p>
-        </w:tc>
-      </w:tr>
-    </w:tbl>
-    <w:p>
-      <w:pPr>
-        <w:spacing w:after="54"/>
-      </w:pPr>
+        <w:keepNext/>
+        <w:keepLines/>
+        <w:pBdr>
+          <w:top w:val="single" w:color="000000" w:sz="6" w:space="4"/>
+          <w:left w:val="single" w:color="000000" w:sz="6" w:space="4"/>
+          <w:bottom w:val="single" w:color="000000" w:sz="6" w:space="4"/>
+          <w:right w:val="single" w:color="000000" w:sz="6" w:space="4"/>
+        </w:pBdr>
+        <w:shd w:val="clear" w:color="auto" w:fill="D9D9D9"/>
+        <w:spacing w:before="150" w:after="130"/>
+        <w:ind w:left="0" w:right="1106"/>
+      </w:pPr>
+      <w:r>
+        <w:rPr>
+          <w:rFonts w:ascii="Arial" w:cs="Arial" w:eastAsia="Arial" w:hAnsi="Arial"/>
+          <w:b/>
+          <w:bCs/>
+          <w:i w:val="false"/>
+          <w:iCs w:val="false"/>
+          <w:sz w:val="26"/>
+          <w:szCs w:val="26"/>
+        </w:rPr>
+        <w:t xml:space="preserve">PARTIE 3 — MON plan au 1/100  (séance en groupe)</w:t>
+      </w:r>
     </w:p>
     <w:p>
       <w:pPr>
+        <w:keepNext/>
+        <w:keepLines/>
         <w:spacing w:after="81"/>
       </w:pPr>
       <w:r>
@@ -1615,6 +1434,9 @@
         <w:gridCol w:w="9360"/>
       </w:tblGrid>
       <w:tr>
+        <w:trPr>
+          <w:cantSplit/>
+        </w:trPr>
         <w:tc>
           <w:tcPr>
             <w:tcW w:type="dxa" w:w="9360"/>
@@ -1760,6 +1582,9 @@
         <w:gridCol w:w="9360"/>
       </w:tblGrid>
       <w:tr>
+        <w:trPr>
+          <w:cantSplit/>
+        </w:trPr>
         <w:tc>
           <w:tcPr>
             <w:tcW w:type="dxa" w:w="9360"/>

--- a/public/2026/seq05/FICHE_S5-A02_PlanCodes_5eme.docx
+++ b/public/2026/seq05/FICHE_S5-A02_PlanCodes_5eme.docx
@@ -211,32 +211,6 @@
                 <w:szCs w:val="16"/>
               </w:rPr>
               <w:t xml:space="preserve">ACTIVITÉ N°02</w:t>
-            </w:r>
-          </w:p>
-          <w:p>
-            <w:pPr>
-              <w:spacing w:after="0"/>
-            </w:pPr>
-            <w:r>
-              <w:rPr>
-                <w:rFonts w:ascii="Arial" w:cs="Arial" w:eastAsia="Arial" w:hAnsi="Arial"/>
-                <w:sz w:val="14"/>
-                <w:szCs w:val="14"/>
-              </w:rPr>
-              <w:t xml:space="preserve">NOM : ..............................</w:t>
-            </w:r>
-          </w:p>
-          <w:p>
-            <w:pPr>
-              <w:spacing w:after="0"/>
-            </w:pPr>
-            <w:r>
-              <w:rPr>
-                <w:rFonts w:ascii="Arial" w:cs="Arial" w:eastAsia="Arial" w:hAnsi="Arial"/>
-                <w:sz w:val="14"/>
-                <w:szCs w:val="14"/>
-              </w:rPr>
-              <w:t xml:space="preserve">PRÉNOM : .........................</w:t>
             </w:r>
           </w:p>
         </w:tc>

--- a/public/2026/seq05/FICHE_S5-A02_PlanCodes_5eme.docx
+++ b/public/2026/seq05/FICHE_S5-A02_PlanCodes_5eme.docx
@@ -345,6 +345,30 @@
         </w:tc>
       </w:tr>
     </w:tbl>
+    <w:p>
+      <w:pPr>
+        <w:keepNext/>
+        <w:spacing w:after="128"/>
+      </w:pPr>
+      <w:r>
+        <w:rPr>
+          <w:rFonts w:ascii="Arial" w:cs="Arial" w:eastAsia="Arial" w:hAnsi="Arial"/>
+          <w:sz w:val="24"/>
+          <w:szCs w:val="24"/>
+          <w:b/>
+          <w:bCs/>
+        </w:rPr>
+        <w:t xml:space="preserve">OBJECTIF — </w:t>
+      </w:r>
+      <w:r>
+        <w:rPr>
+          <w:rFonts w:ascii="Arial" w:cs="Arial" w:eastAsia="Arial" w:hAnsi="Arial"/>
+          <w:sz w:val="24"/>
+          <w:szCs w:val="24"/>
+        </w:rPr>
+        <w:t xml:space="preserve">Tu sauras lire les symboles d'un plan et dessiner le tien à l'échelle 1/100.</w:t>
+      </w:r>
+    </w:p>
     <w:p>
       <w:pPr>
         <w:keepNext/>

--- a/public/2026/seq05/FICHE_S5-A02_PlanCodes_5eme.docx
+++ b/public/2026/seq05/FICHE_S5-A02_PlanCodes_5eme.docx
@@ -453,6 +453,52 @@
         </w:tc>
       </w:tr>
     </w:tbl>
+    <w:p>
+      <w:pPr>
+        <w:keepNext/>
+        <w:pBdr>
+          <w:top w:val="single" w:sz="6" w:space="2" w:color="D9D9D9"/>
+          <w:left w:val="single" w:sz="6" w:space="2" w:color="D9D9D9"/>
+          <w:bottom w:val="single" w:sz="6" w:space="2" w:color="D9D9D9"/>
+          <w:right w:val="single" w:sz="6" w:space="2" w:color="D9D9D9"/>
+        </w:pBdr>
+        <w:shd w:val="clear" w:color="auto" w:fill="F2F2F2"/>
+        <w:spacing w:before="80" w:after="120"/>
+        <w:ind w:left="60" w:right="60"/>
+      </w:pPr>
+      <w:r>
+        <w:rPr>
+          <w:rFonts w:ascii="Arial" w:cs="Arial" w:eastAsia="Arial" w:hAnsi="Arial"/>
+          <w:b/>
+          <w:bCs/>
+          <w:sz w:val="24"/>
+          <w:szCs w:val="24"/>
+        </w:rPr>
+        <w:t xml:space="preserve">RESSOURCE 1 — Le dessin technique</w:t>
+      </w:r>
+      <w:r>
+        <w:rPr>
+          <w:rFonts w:ascii="Arial" w:cs="Arial" w:eastAsia="Arial" w:hAnsi="Arial"/>
+          <w:sz w:val="24"/>
+          <w:szCs w:val="24"/>
+        </w:rPr>
+        <w:t xml:space="preserve"> · Techno-Flash · rien à installer</w:t>
+      </w:r>
+      <w:r>
+        <w:rPr>
+          <w:rFonts w:ascii="Arial" w:cs="Arial" w:eastAsia="Arial" w:hAnsi="Arial"/>
+        </w:rPr>
+        <w:br/>
+      </w:r>
+      <w:r>
+        <w:rPr>
+          <w:rFonts w:ascii="Arial" w:cs="Arial" w:eastAsia="Arial" w:hAnsi="Arial"/>
+          <w:sz w:val="22"/>
+          <w:szCs w:val="22"/>
+        </w:rPr>
+        <w:t xml:space="preserve">→ techno-flash.com/animations/dessin_technique/dessin_technique.html</w:t>
+      </w:r>
+    </w:p>
     <w:p>
       <w:pPr>
         <w:keepNext/>
